--- a/templates/polozhenie_po.docx
+++ b/templates/polozhenie_po.docx
@@ -776,7 +776,7 @@
           <w:sz w:val="24"/>
           <w:szCs w:val="24"/>
         </w:rPr>
-        <w:t>(не)</w:t>
+        <w:t>{{po_status}}</w:t>
       </w:r>
       <w:r>
         <w:rPr>
@@ -786,7 +786,7 @@
           <w:sz w:val="24"/>
           <w:szCs w:val="24"/>
         </w:rPr>
-        <w:t>является</w:t>
+        <w:t xml:space="preserve"/>
       </w:r>
       <w:r>
         <w:rPr>
